--- a/tfl/tables/T-EFF-11.docx
+++ b/tfl/tables/T-EFF-11.docx
@@ -1530,7 +1530,7 @@
           <w:szCs w:val="14"/>
           <w:color w:val="C0392B"/>
         </w:rPr>
-        <w:t xml:space="preserve">DRAFT — produced 2026-05-16 — synthetic data, NOT for regulatory submission</w:t>
+        <w:t xml:space="preserve">DRAFT — produced 2026-05-17 — synthetic data, NOT for regulatory submission</w:t>
       </w:r>
     </w:p>
     <w:sectPr>

--- a/tfl/tables/T-EFF-11.docx
+++ b/tfl/tables/T-EFF-11.docx
@@ -1426,7 +1426,7 @@
           <w:szCs w:val="16"/>
           <w:color w:val="000000"/>
         </w:rPr>
-        <w:t xml:space="preserve">Sensitivity estimand E2a — assesses concordance of BICR with Investigator read.</w:t>
+        <w:t xml:space="preserve">Sensitivity estimand E2a — assesses concordance of Investigator read with BICR primary.</w:t>
       </w:r>
     </w:p>
     <w:p>
@@ -1452,7 +1452,7 @@
           <w:szCs w:val="16"/>
           <w:color w:val="000000"/>
         </w:rPr>
-        <w:t xml:space="preserve">SYNTHETIC-DATA NOTE: BICR is not simulated in this dataset (only Investigator-assessed RS records exist). Results here are therefore identical to T-EFF-03 PFS by BICR. In a real study, T-EFF-03 would use BICR and T-EFF-11 would use the separately-derived Investigator PARAMCD='PFSINV'.</w:t>
+        <w:t xml:space="preserve">PFSINV PD dates derived from SDTM.RS records with RSEVAL='INVESTIGATOR'; primary PFS (T-EFF-03) uses RSEVAL='INDEPENDENT ASSESSOR' (BICR). BICR vs Investigator discordance is simulated at ~10%.</w:t>
       </w:r>
     </w:p>
     <w:p>
@@ -1504,7 +1504,7 @@
           <w:szCs w:val="16"/>
           <w:color w:val="000000"/>
         </w:rPr>
-        <w:t xml:space="preserve">Source: datasets/adam/adtte.parquet WHERE PARAMCD='PFS'.</w:t>
+        <w:t xml:space="preserve">Source: datasets/adam/adtte.parquet WHERE PARAMCD='PFSINV'.</w:t>
       </w:r>
     </w:p>
     <w:p>

--- a/tfl/tables/T-EFF-11.docx
+++ b/tfl/tables/T-EFF-11.docx
@@ -654,7 +654,7 @@
                 <w:szCs w:val="18"/>
                 <w:color w:val="000000"/>
               </w:rPr>
-              <w:t xml:space="preserve">169 (75.1)</w:t>
+              <w:t xml:space="preserve">163 (72.4)</w:t>
             </w:r>
           </w:p>
         </w:tc>
@@ -709,7 +709,7 @@
                 <w:szCs w:val="18"/>
                 <w:color w:val="000000"/>
               </w:rPr>
-              <w:t xml:space="preserve">199 (88.8)</w:t>
+              <w:t xml:space="preserve">195 (87.1)</w:t>
             </w:r>
           </w:p>
         </w:tc>
@@ -824,7 +824,7 @@
                 <w:szCs w:val="18"/>
                 <w:color w:val="000000"/>
               </w:rPr>
-              <w:t xml:space="preserve">56 (24.9)</w:t>
+              <w:t xml:space="preserve">62 (27.6)</w:t>
             </w:r>
           </w:p>
         </w:tc>
@@ -879,7 +879,7 @@
                 <w:szCs w:val="18"/>
                 <w:color w:val="000000"/>
               </w:rPr>
-              <w:t xml:space="preserve">25 (11.2)</w:t>
+              <w:t xml:space="preserve">29 (12.9)</w:t>
             </w:r>
           </w:p>
         </w:tc>
@@ -994,7 +994,7 @@
                 <w:szCs w:val="18"/>
                 <w:color w:val="000000"/>
               </w:rPr>
-              <w:t xml:space="preserve">13.7 (10.9, 15.1)</w:t>
+              <w:t xml:space="preserve">13.8 (11.1, 15.6)</w:t>
             </w:r>
           </w:p>
         </w:tc>
@@ -1049,7 +1049,7 @@
                 <w:szCs w:val="18"/>
                 <w:color w:val="000000"/>
               </w:rPr>
-              <w:t xml:space="preserve">7.1 (5.6, 8.5)</w:t>
+              <w:t xml:space="preserve">7.4 (6.3, 9.4)</w:t>
             </w:r>
           </w:p>
         </w:tc>
@@ -1164,7 +1164,7 @@
                 <w:szCs w:val="18"/>
                 <w:color w:val="000000"/>
               </w:rPr>
-              <w:t xml:space="preserve">0.504 (0.405, 0.628)</w:t>
+              <w:t xml:space="preserve">0.449 (0.358, 0.563)</w:t>
             </w:r>
           </w:p>
         </w:tc>

--- a/tfl/tables/T-EFF-11.docx
+++ b/tfl/tables/T-EFF-11.docx
@@ -1530,7 +1530,7 @@
           <w:szCs w:val="14"/>
           <w:color w:val="C0392B"/>
         </w:rPr>
-        <w:t xml:space="preserve">DRAFT — produced 2026-05-17 — synthetic data, NOT for regulatory submission</w:t>
+        <w:t xml:space="preserve">DRAFT — produced 2026-06-05 — synthetic data, NOT for regulatory submission</w:t>
       </w:r>
     </w:p>
     <w:sectPr>

--- a/tfl/tables/T-EFF-11.docx
+++ b/tfl/tables/T-EFF-11.docx
@@ -1164,7 +1164,7 @@
                 <w:szCs w:val="18"/>
                 <w:color w:val="000000"/>
               </w:rPr>
-              <w:t xml:space="preserve">0.449 (0.358, 0.563)</w:t>
+              <w:t xml:space="preserve">0.450 (0.360, 0.564)</w:t>
             </w:r>
           </w:p>
         </w:tc>
@@ -1530,7 +1530,7 @@
           <w:szCs w:val="14"/>
           <w:color w:val="C0392B"/>
         </w:rPr>
-        <w:t xml:space="preserve">DRAFT — produced 2026-06-05 — synthetic data, NOT for regulatory submission</w:t>
+        <w:t xml:space="preserve">DRAFT — produced 2026-07-19 — synthetic data, NOT for regulatory submission</w:t>
       </w:r>
     </w:p>
     <w:sectPr>
